--- a/examples/transf/doc/01-sampling-random.docx
+++ b/examples/transf/doc/01-sampling-random.docx
@@ -58,6 +58,45 @@
       </w:pPr>
       <w:r>
         <w:rPr>
+          <w:rStyle w:val="FunctionTok"/>
+        </w:rPr>
+        <w:t xml:space="preserve">source</w:t>
+      </w:r>
+      <w:r>
+        <w:rPr>
+          <w:rStyle w:val="NormalTok"/>
+        </w:rPr>
+        <w:t xml:space="preserve">(</w:t>
+      </w:r>
+      <w:r>
+        <w:rPr>
+          <w:rStyle w:val="FunctionTok"/>
+        </w:rPr>
+        <w:t xml:space="preserve">url</w:t>
+      </w:r>
+      <w:r>
+        <w:rPr>
+          <w:rStyle w:val="NormalTok"/>
+        </w:rPr>
+        <w:t xml:space="preserve">(</w:t>
+      </w:r>
+      <w:r>
+        <w:rPr>
+          <w:rStyle w:val="StringTok"/>
+        </w:rPr>
+        <w:t xml:space="preserve">"https://raw.githubusercontent.com/cefet-rj-dal/daltoolbox/main/examples/seed.R"</w:t>
+      </w:r>
+      <w:r>
+        <w:rPr>
+          <w:rStyle w:val="NormalTok"/>
+        </w:rPr>
+        <w:t xml:space="preserve">))</w:t>
+      </w:r>
+      <w:r>
+        <w:br/>
+      </w:r>
+      <w:r>
+        <w:rPr>
           <w:rStyle w:val="CommentTok"/>
         </w:rPr>
         <w:t xml:space="preserve"># Sampling dataset</w:t>
@@ -457,7 +496,7 @@
         <w:rPr>
           <w:rStyle w:val="VerbatimChar"/>
         </w:rPr>
-        <w:t xml:space="preserve">##         33         42         45</w:t>
+        <w:t xml:space="preserve">##         41         40         39</w:t>
       </w:r>
     </w:p>
     <w:p>
@@ -548,7 +587,7 @@
         <w:rPr>
           <w:rStyle w:val="VerbatimChar"/>
         </w:rPr>
-        <w:t xml:space="preserve">##         17          8          5</w:t>
+        <w:t xml:space="preserve">##          9         10         11</w:t>
       </w:r>
     </w:p>
     <w:p>
@@ -844,7 +883,7 @@
         <w:rPr>
           <w:rStyle w:val="VerbatimChar"/>
         </w:rPr>
-        <w:t xml:space="preserve">## [1,]     14         17         6</w:t>
+        <w:t xml:space="preserve">## [1,]     10         12        15</w:t>
       </w:r>
       <w:r>
         <w:br/>
@@ -853,7 +892,7 @@
         <w:rPr>
           <w:rStyle w:val="VerbatimChar"/>
         </w:rPr>
-        <w:t xml:space="preserve">## [2,]     14          7        16</w:t>
+        <w:t xml:space="preserve">## [2,]     13         13        11</w:t>
       </w:r>
       <w:r>
         <w:br/>
@@ -862,7 +901,7 @@
         <w:rPr>
           <w:rStyle w:val="VerbatimChar"/>
         </w:rPr>
-        <w:t xml:space="preserve">## [3,]     10         15        13</w:t>
+        <w:t xml:space="preserve">## [3,]     14         13        11</w:t>
       </w:r>
       <w:r>
         <w:br/>
@@ -871,7 +910,7 @@
         <w:rPr>
           <w:rStyle w:val="VerbatimChar"/>
         </w:rPr>
-        <w:t xml:space="preserve">## [4,]     12         11        15</w:t>
+        <w:t xml:space="preserve">## [4,]     13         12        13</w:t>
       </w:r>
     </w:p>
     <w:p>
@@ -1035,10 +1074,10 @@
   <w:docDefaults>
     <w:rPrDefault>
       <w:rPr>
-        <w:rFonts w:asciiTheme="minorHAnsi" w:cstheme="minorBidi" w:eastAsiaTheme="minorHAnsi" w:hAnsiTheme="minorHAnsi"/>
+        <w:rFonts w:asciiTheme="minorHAnsi" w:cstheme="minorBidi" w:eastAsiaTheme="minorEastAsia" w:hAnsiTheme="minorHAnsi"/>
         <w:sz w:val="24"/>
         <w:szCs w:val="24"/>
-        <w:lang w:bidi="ar-SA" w:eastAsia="en-US" w:val="en-US"/>
+        <w:lang w:bidi="ar-SA" w:eastAsia="zh-CN" w:val="en-US"/>
       </w:rPr>
     </w:rPrDefault>
     <w:pPrDefault>
@@ -1579,13 +1618,6 @@
       </w:tblCellMar>
     </w:tblPr>
     <w:tblStylePr w:type="firstRow">
-      <w:tblPr>
-        <w:jc w:val="left"/>
-        <w:tblInd w:type="dxa" w:w="0"/>
-      </w:tblPr>
-      <w:trPr>
-        <w:jc w:val="left"/>
-      </w:trPr>
       <w:tcPr>
         <w:tcBorders>
           <w:bottom w:val="single"/>
